--- a/logbook/logbook minggu 3.docx
+++ b/logbook/logbook minggu 3.docx
@@ -110,7 +110,6 @@
         <w:rPr>
           <w:sz w:val="28"/>
           <w:szCs w:val="28"/>
-          <w:lang w:val="en-US"/>
         </w:rPr>
         <w:t>Nama</w:t>
       </w:r>
@@ -118,7 +117,6 @@
         <w:rPr>
           <w:sz w:val="28"/>
           <w:szCs w:val="28"/>
-          <w:lang w:val="en-US"/>
         </w:rPr>
         <w:tab/>
       </w:r>
@@ -126,7 +124,6 @@
         <w:rPr>
           <w:sz w:val="28"/>
           <w:szCs w:val="28"/>
-          <w:lang w:val="en-US"/>
         </w:rPr>
         <w:tab/>
       </w:r>
@@ -134,7 +131,6 @@
         <w:rPr>
           <w:sz w:val="28"/>
           <w:szCs w:val="28"/>
-          <w:lang w:val="en-US"/>
         </w:rPr>
         <w:tab/>
       </w:r>
@@ -142,7 +138,30 @@
         <w:rPr>
           <w:sz w:val="28"/>
           <w:szCs w:val="28"/>
+        </w:rPr>
+        <w:tab/>
+        <w:t>: Muhamad Farhan Maura</w:t>
+      </w:r>
+    </w:p>
+    <w:p>
+      <w:pPr>
+        <w:rPr>
+          <w:sz w:val="28"/>
+          <w:szCs w:val="28"/>
           <w:lang w:val="en-US"/>
+        </w:rPr>
+      </w:pPr>
+      <w:r>
+        <w:rPr>
+          <w:sz w:val="28"/>
+          <w:szCs w:val="28"/>
+        </w:rPr>
+        <w:t>NIM</w:t>
+      </w:r>
+      <w:r>
+        <w:rPr>
+          <w:sz w:val="28"/>
+          <w:szCs w:val="28"/>
         </w:rPr>
         <w:tab/>
       </w:r>
@@ -150,40 +169,6 @@
         <w:rPr>
           <w:sz w:val="28"/>
           <w:szCs w:val="28"/>
-          <w:lang w:val="en-US"/>
-        </w:rPr>
-        <w:t xml:space="preserve">: </w:t>
-      </w:r>
-      <w:r>
-        <w:rPr>
-          <w:sz w:val="28"/>
-          <w:szCs w:val="28"/>
-          <w:lang w:val="en-US"/>
-        </w:rPr>
-        <w:t>Muhammad Fahrul Rozi</w:t>
-      </w:r>
-    </w:p>
-    <w:p>
-      <w:pPr>
-        <w:rPr>
-          <w:sz w:val="28"/>
-          <w:szCs w:val="28"/>
-          <w:lang w:val="en-US"/>
-        </w:rPr>
-      </w:pPr>
-      <w:r>
-        <w:rPr>
-          <w:sz w:val="28"/>
-          <w:szCs w:val="28"/>
-          <w:lang w:val="en-US"/>
-        </w:rPr>
-        <w:t>NIM</w:t>
-      </w:r>
-      <w:r>
-        <w:rPr>
-          <w:sz w:val="28"/>
-          <w:szCs w:val="28"/>
-          <w:lang w:val="en-US"/>
         </w:rPr>
         <w:tab/>
       </w:r>
@@ -191,7 +176,6 @@
         <w:rPr>
           <w:sz w:val="28"/>
           <w:szCs w:val="28"/>
-          <w:lang w:val="en-US"/>
         </w:rPr>
         <w:tab/>
       </w:r>
@@ -199,33 +183,9 @@
         <w:rPr>
           <w:sz w:val="28"/>
           <w:szCs w:val="28"/>
-          <w:lang w:val="en-US"/>
         </w:rPr>
         <w:tab/>
-      </w:r>
-      <w:r>
-        <w:rPr>
-          <w:sz w:val="28"/>
-          <w:szCs w:val="28"/>
-          <w:lang w:val="en-US"/>
-        </w:rPr>
-        <w:tab/>
-      </w:r>
-      <w:r>
-        <w:rPr>
-          <w:sz w:val="28"/>
-          <w:szCs w:val="28"/>
-          <w:lang w:val="en-US"/>
-        </w:rPr>
-        <w:t>: 221420</w:t>
-      </w:r>
-      <w:r>
-        <w:rPr>
-          <w:sz w:val="28"/>
-          <w:szCs w:val="28"/>
-          <w:lang w:val="en-US"/>
-        </w:rPr>
-        <w:t>115</w:t>
+        <w:t>: 221420075</w:t>
       </w:r>
     </w:p>
     <w:p>
@@ -281,7 +241,6 @@
         <w:rPr>
           <w:sz w:val="28"/>
           <w:szCs w:val="28"/>
-          <w:lang w:val="en-US"/>
         </w:rPr>
         <w:t>Nomor HP</w:t>
       </w:r>
@@ -289,7 +248,6 @@
         <w:rPr>
           <w:sz w:val="28"/>
           <w:szCs w:val="28"/>
-          <w:lang w:val="en-US"/>
         </w:rPr>
         <w:tab/>
       </w:r>
@@ -297,7 +255,6 @@
         <w:rPr>
           <w:sz w:val="28"/>
           <w:szCs w:val="28"/>
-          <w:lang w:val="en-US"/>
         </w:rPr>
         <w:tab/>
       </w:r>
@@ -305,40 +262,23 @@
         <w:rPr>
           <w:sz w:val="28"/>
           <w:szCs w:val="28"/>
-          <w:lang w:val="en-US"/>
         </w:rPr>
         <w:tab/>
+        <w:t>: 083826383761</w:t>
       </w:r>
-      <w:r>
+    </w:p>
+    <w:p>
+      <w:pPr>
         <w:rPr>
           <w:sz w:val="28"/>
           <w:szCs w:val="28"/>
           <w:lang w:val="en-US"/>
         </w:rPr>
-        <w:t xml:space="preserve">: </w:t>
-      </w:r>
+      </w:pPr>
       <w:r>
         <w:rPr>
           <w:sz w:val="28"/>
           <w:szCs w:val="28"/>
-          <w:lang w:val="en-US"/>
-        </w:rPr>
-        <w:t>081377844445</w:t>
-      </w:r>
-    </w:p>
-    <w:p>
-      <w:pPr>
-        <w:rPr>
-          <w:sz w:val="28"/>
-          <w:szCs w:val="28"/>
-          <w:lang w:val="en-US"/>
-        </w:rPr>
-      </w:pPr>
-      <w:r>
-        <w:rPr>
-          <w:sz w:val="28"/>
-          <w:szCs w:val="28"/>
-          <w:lang w:val="en-US"/>
         </w:rPr>
         <w:t>Dosen Pembimbing</w:t>
       </w:r>
@@ -346,55 +286,23 @@
         <w:rPr>
           <w:sz w:val="28"/>
           <w:szCs w:val="28"/>
-          <w:lang w:val="en-US"/>
         </w:rPr>
         <w:tab/>
+        <w:t>: Rasmila, M.Kom.</w:t>
       </w:r>
-      <w:r>
+    </w:p>
+    <w:p>
+      <w:pPr>
         <w:rPr>
           <w:sz w:val="28"/>
           <w:szCs w:val="28"/>
           <w:lang w:val="en-US"/>
         </w:rPr>
-        <w:t>:</w:t>
-      </w:r>
+      </w:pPr>
       <w:r>
         <w:rPr>
           <w:sz w:val="28"/>
           <w:szCs w:val="28"/>
-          <w:lang w:val="en-US"/>
-        </w:rPr>
-        <w:t xml:space="preserve"> </w:t>
-      </w:r>
-      <w:r>
-        <w:rPr>
-          <w:sz w:val="28"/>
-          <w:szCs w:val="28"/>
-          <w:lang w:val="en-US"/>
-        </w:rPr>
-        <w:t>Nurul Adha Oktarini Saputri, M.Kom</w:t>
-      </w:r>
-      <w:r>
-        <w:rPr>
-          <w:sz w:val="28"/>
-          <w:szCs w:val="28"/>
-        </w:rPr>
-        <w:t>.</w:t>
-      </w:r>
-    </w:p>
-    <w:p>
-      <w:pPr>
-        <w:rPr>
-          <w:sz w:val="28"/>
-          <w:szCs w:val="28"/>
-          <w:lang w:val="en-US"/>
-        </w:rPr>
-      </w:pPr>
-      <w:r>
-        <w:rPr>
-          <w:sz w:val="28"/>
-          <w:szCs w:val="28"/>
-          <w:lang w:val="en-US"/>
         </w:rPr>
         <w:t>Lokasi Pelaksanaan</w:t>
       </w:r>
@@ -402,40 +310,23 @@
         <w:rPr>
           <w:sz w:val="28"/>
           <w:szCs w:val="28"/>
-          <w:lang w:val="en-US"/>
         </w:rPr>
         <w:tab/>
+        <w:t>: Warung Sate Madura Bukit Baru</w:t>
       </w:r>
-      <w:r>
+    </w:p>
+    <w:p>
+      <w:pPr>
         <w:rPr>
           <w:sz w:val="28"/>
           <w:szCs w:val="28"/>
           <w:lang w:val="en-US"/>
         </w:rPr>
-        <w:t xml:space="preserve">: </w:t>
-      </w:r>
+      </w:pPr>
       <w:r>
         <w:rPr>
           <w:sz w:val="28"/>
           <w:szCs w:val="28"/>
-          <w:lang w:val="en-US"/>
-        </w:rPr>
-        <w:t>Dinas Pariwisata Palembang</w:t>
-      </w:r>
-    </w:p>
-    <w:p>
-      <w:pPr>
-        <w:rPr>
-          <w:sz w:val="28"/>
-          <w:szCs w:val="28"/>
-          <w:lang w:val="en-US"/>
-        </w:rPr>
-      </w:pPr>
-      <w:r>
-        <w:rPr>
-          <w:sz w:val="28"/>
-          <w:szCs w:val="28"/>
-          <w:lang w:val="en-US"/>
         </w:rPr>
         <w:t>Waktu Pelaksanaan</w:t>
       </w:r>
@@ -443,49 +334,9 @@
         <w:rPr>
           <w:sz w:val="28"/>
           <w:szCs w:val="28"/>
-          <w:lang w:val="en-US"/>
         </w:rPr>
         <w:tab/>
-      </w:r>
-      <w:r>
-        <w:rPr>
-          <w:sz w:val="28"/>
-          <w:szCs w:val="28"/>
-          <w:lang w:val="en-US"/>
-        </w:rPr>
-        <w:t xml:space="preserve">: </w:t>
-      </w:r>
-      <w:r>
-        <w:rPr>
-          <w:sz w:val="28"/>
-          <w:szCs w:val="28"/>
-          <w:lang w:val="en-US"/>
-        </w:rPr>
-        <w:t xml:space="preserve">06 Oktober 2025 </w:t>
-      </w:r>
-      <w:r>
-        <w:rPr>
-          <w:sz w:val="28"/>
-          <w:szCs w:val="28"/>
-          <w:lang w:val="en-US"/>
-        </w:rPr>
-        <w:t>–</w:t>
-      </w:r>
-      <w:r>
-        <w:rPr>
-          <w:sz w:val="28"/>
-          <w:szCs w:val="28"/>
-          <w:lang w:val="en-US"/>
-        </w:rPr>
-        <w:t xml:space="preserve"> </w:t>
-      </w:r>
-      <w:r>
-        <w:rPr>
-          <w:sz w:val="28"/>
-          <w:szCs w:val="28"/>
-          <w:lang w:val="en-US"/>
-        </w:rPr>
-        <w:t>20 Januari 2025</w:t>
+        <w:t>: 06 Oktober 2025 – 19 Januari 2026</w:t>
       </w:r>
     </w:p>
     <w:p>
@@ -746,6 +597,13 @@
             <w:tcW w:w="2410" w:type="dxa"/>
           </w:tcPr>
           <w:p>
+            <w:pPr>
+              <w:pStyle w:val="ListParagraph"/>
+              <w:numPr>
+                <w:ilvl w:val="0"/>
+                <w:numId w:val="32"/>
+              </w:numPr>
+            </w:pPr>
             <w:r>
               <w:t>Membuat migration untuk tabel users, cache, dan jobs sebagai fondasi sistem.</w:t>
             </w:r>
@@ -756,6 +614,13 @@
             <w:tcW w:w="2546" w:type="dxa"/>
           </w:tcPr>
           <w:p>
+            <w:pPr>
+              <w:pStyle w:val="ListParagraph"/>
+              <w:numPr>
+                <w:ilvl w:val="0"/>
+                <w:numId w:val="34"/>
+              </w:numPr>
+            </w:pPr>
             <w:r>
               <w:t>Database schema dasar berhasil dibuat dan dapat dijalankan.</w:t>
             </w:r>
@@ -788,14 +653,14 @@
             </w:pPr>
             <w:r>
               <w:rPr>
-                <w:rFonts w:ascii="Times New Roman" w:hAnsi="Times New Roman" w:cs="Times New Roman"/>
-                <w:szCs w:val="24"/>
+                <w:noProof/>
+                <w14:ligatures w14:val="standardContextual"/>
               </w:rPr>
               <w:drawing>
-                <wp:inline distT="0" distB="0" distL="0" distR="0" wp14:anchorId="72D88980" wp14:editId="254A5C9B">
-                  <wp:extent cx="975360" cy="975360"/>
-                  <wp:effectExtent l="0" t="0" r="0" b="0"/>
-                  <wp:docPr id="1902729531" name="Picture 1"/>
+                <wp:inline distT="0" distB="0" distL="0" distR="0" wp14:anchorId="2F5F6A73" wp14:editId="5911E8E9">
+                  <wp:extent cx="800100" cy="450027"/>
+                  <wp:effectExtent l="0" t="0" r="0" b="7620"/>
+                  <wp:docPr id="2102361129" name="Picture 1"/>
                   <wp:cNvGraphicFramePr>
                     <a:graphicFrameLocks xmlns:a="http://schemas.openxmlformats.org/drawingml/2006/main" noChangeAspect="1"/>
                   </wp:cNvGraphicFramePr>
@@ -803,7 +668,7 @@
                     <a:graphicData uri="http://schemas.openxmlformats.org/drawingml/2006/picture">
                       <pic:pic xmlns:pic="http://schemas.openxmlformats.org/drawingml/2006/picture">
                         <pic:nvPicPr>
-                          <pic:cNvPr id="1902729531" name=""/>
+                          <pic:cNvPr id="2102361129" name=""/>
                           <pic:cNvPicPr/>
                         </pic:nvPicPr>
                         <pic:blipFill>
@@ -815,7 +680,7 @@
                         <pic:spPr>
                           <a:xfrm>
                             <a:off x="0" y="0"/>
-                            <a:ext cx="975360" cy="975360"/>
+                            <a:ext cx="804562" cy="452536"/>
                           </a:xfrm>
                           <a:prstGeom prst="rect">
                             <a:avLst/>
@@ -911,6 +776,13 @@
             <w:tcW w:w="2410" w:type="dxa"/>
           </w:tcPr>
           <w:p>
+            <w:pPr>
+              <w:pStyle w:val="ListParagraph"/>
+              <w:numPr>
+                <w:ilvl w:val="0"/>
+                <w:numId w:val="33"/>
+              </w:numPr>
+            </w:pPr>
             <w:r>
               <w:t>Implementasi sistem authentication menggunakan Laravel Breeze.</w:t>
             </w:r>
@@ -921,6 +793,13 @@
             <w:tcW w:w="2546" w:type="dxa"/>
           </w:tcPr>
           <w:p>
+            <w:pPr>
+              <w:pStyle w:val="ListParagraph"/>
+              <w:numPr>
+                <w:ilvl w:val="0"/>
+                <w:numId w:val="35"/>
+              </w:numPr>
+            </w:pPr>
             <w:r>
               <w:t>Fitur login dan logout untuk admin berhasil diimplementasikan.</w:t>
             </w:r>
@@ -966,10 +845,10 @@
                 <w:szCs w:val="24"/>
               </w:rPr>
               <w:drawing>
-                <wp:inline distT="0" distB="0" distL="0" distR="0" wp14:anchorId="1B842A95" wp14:editId="508236D0">
-                  <wp:extent cx="935355" cy="935355"/>
-                  <wp:effectExtent l="0" t="0" r="0" b="0"/>
-                  <wp:docPr id="1389294433" name="Picture 1"/>
+                <wp:inline distT="0" distB="0" distL="0" distR="0" wp14:anchorId="2DAC01DE" wp14:editId="55E4981F">
+                  <wp:extent cx="830580" cy="830580"/>
+                  <wp:effectExtent l="0" t="0" r="7620" b="7620"/>
+                  <wp:docPr id="1449522169" name="Picture 1"/>
                   <wp:cNvGraphicFramePr>
                     <a:graphicFrameLocks xmlns:a="http://schemas.openxmlformats.org/drawingml/2006/main" noChangeAspect="1"/>
                   </wp:cNvGraphicFramePr>
@@ -977,11 +856,11 @@
                     <a:graphicData uri="http://schemas.openxmlformats.org/drawingml/2006/picture">
                       <pic:pic xmlns:pic="http://schemas.openxmlformats.org/drawingml/2006/picture">
                         <pic:nvPicPr>
-                          <pic:cNvPr id="1389294433" name=""/>
+                          <pic:cNvPr id="1449522169" name=""/>
                           <pic:cNvPicPr/>
                         </pic:nvPicPr>
                         <pic:blipFill>
-                          <a:blip r:embed="rId5"/>
+                          <a:blip r:embed="rId6"/>
                           <a:stretch>
                             <a:fillRect/>
                           </a:stretch>
@@ -989,7 +868,7 @@
                         <pic:spPr>
                           <a:xfrm>
                             <a:off x="0" y="0"/>
-                            <a:ext cx="935355" cy="935355"/>
+                            <a:ext cx="830580" cy="830580"/>
                           </a:xfrm>
                           <a:prstGeom prst="rect">
                             <a:avLst/>
@@ -1746,6 +1625,92 @@
     </w:lvl>
   </w:abstractNum>
   <w:abstractNum w:abstractNumId="8" w15:restartNumberingAfterBreak="0">
+    <w:nsid w:val="23233E09"/>
+    <w:multiLevelType w:val="hybridMultilevel"/>
+    <w:tmpl w:val="FED845FA"/>
+    <w:lvl w:ilvl="0" w:tplc="3809000F">
+      <w:start w:val="1"/>
+      <w:numFmt w:val="decimal"/>
+      <w:lvlText w:val="%1."/>
+      <w:lvlJc w:val="left"/>
+      <w:pPr>
+        <w:ind w:left="720" w:hanging="360"/>
+      </w:pPr>
+    </w:lvl>
+    <w:lvl w:ilvl="1" w:tplc="38090019" w:tentative="1">
+      <w:start w:val="1"/>
+      <w:numFmt w:val="lowerLetter"/>
+      <w:lvlText w:val="%2."/>
+      <w:lvlJc w:val="left"/>
+      <w:pPr>
+        <w:ind w:left="1440" w:hanging="360"/>
+      </w:pPr>
+    </w:lvl>
+    <w:lvl w:ilvl="2" w:tplc="3809001B" w:tentative="1">
+      <w:start w:val="1"/>
+      <w:numFmt w:val="lowerRoman"/>
+      <w:lvlText w:val="%3."/>
+      <w:lvlJc w:val="right"/>
+      <w:pPr>
+        <w:ind w:left="2160" w:hanging="180"/>
+      </w:pPr>
+    </w:lvl>
+    <w:lvl w:ilvl="3" w:tplc="3809000F" w:tentative="1">
+      <w:start w:val="1"/>
+      <w:numFmt w:val="decimal"/>
+      <w:lvlText w:val="%4."/>
+      <w:lvlJc w:val="left"/>
+      <w:pPr>
+        <w:ind w:left="2880" w:hanging="360"/>
+      </w:pPr>
+    </w:lvl>
+    <w:lvl w:ilvl="4" w:tplc="38090019" w:tentative="1">
+      <w:start w:val="1"/>
+      <w:numFmt w:val="lowerLetter"/>
+      <w:lvlText w:val="%5."/>
+      <w:lvlJc w:val="left"/>
+      <w:pPr>
+        <w:ind w:left="3600" w:hanging="360"/>
+      </w:pPr>
+    </w:lvl>
+    <w:lvl w:ilvl="5" w:tplc="3809001B" w:tentative="1">
+      <w:start w:val="1"/>
+      <w:numFmt w:val="lowerRoman"/>
+      <w:lvlText w:val="%6."/>
+      <w:lvlJc w:val="right"/>
+      <w:pPr>
+        <w:ind w:left="4320" w:hanging="180"/>
+      </w:pPr>
+    </w:lvl>
+    <w:lvl w:ilvl="6" w:tplc="3809000F" w:tentative="1">
+      <w:start w:val="1"/>
+      <w:numFmt w:val="decimal"/>
+      <w:lvlText w:val="%7."/>
+      <w:lvlJc w:val="left"/>
+      <w:pPr>
+        <w:ind w:left="5040" w:hanging="360"/>
+      </w:pPr>
+    </w:lvl>
+    <w:lvl w:ilvl="7" w:tplc="38090019" w:tentative="1">
+      <w:start w:val="1"/>
+      <w:numFmt w:val="lowerLetter"/>
+      <w:lvlText w:val="%8."/>
+      <w:lvlJc w:val="left"/>
+      <w:pPr>
+        <w:ind w:left="5760" w:hanging="360"/>
+      </w:pPr>
+    </w:lvl>
+    <w:lvl w:ilvl="8" w:tplc="3809001B" w:tentative="1">
+      <w:start w:val="1"/>
+      <w:numFmt w:val="lowerRoman"/>
+      <w:lvlText w:val="%9."/>
+      <w:lvlJc w:val="right"/>
+      <w:pPr>
+        <w:ind w:left="6480" w:hanging="180"/>
+      </w:pPr>
+    </w:lvl>
+  </w:abstractNum>
+  <w:abstractNum w:abstractNumId="9" w15:restartNumberingAfterBreak="0">
     <w:nsid w:val="25601F93"/>
     <w:multiLevelType w:val="hybridMultilevel"/>
     <w:tmpl w:val="44501F50"/>
@@ -1831,7 +1796,7 @@
       </w:pPr>
     </w:lvl>
   </w:abstractNum>
-  <w:abstractNum w:abstractNumId="9" w15:restartNumberingAfterBreak="0">
+  <w:abstractNum w:abstractNumId="10" w15:restartNumberingAfterBreak="0">
     <w:nsid w:val="27E36DA2"/>
     <w:multiLevelType w:val="hybridMultilevel"/>
     <w:tmpl w:val="895864A6"/>
@@ -1920,7 +1885,7 @@
       </w:pPr>
     </w:lvl>
   </w:abstractNum>
-  <w:abstractNum w:abstractNumId="10" w15:restartNumberingAfterBreak="0">
+  <w:abstractNum w:abstractNumId="11" w15:restartNumberingAfterBreak="0">
     <w:nsid w:val="288C2BBF"/>
     <w:multiLevelType w:val="hybridMultilevel"/>
     <w:tmpl w:val="3E7803E2"/>
@@ -2009,7 +1974,7 @@
       </w:pPr>
     </w:lvl>
   </w:abstractNum>
-  <w:abstractNum w:abstractNumId="11" w15:restartNumberingAfterBreak="0">
+  <w:abstractNum w:abstractNumId="12" w15:restartNumberingAfterBreak="0">
     <w:nsid w:val="2EC02EDB"/>
     <w:multiLevelType w:val="hybridMultilevel"/>
     <w:tmpl w:val="98BE4B38"/>
@@ -2095,7 +2060,7 @@
       </w:pPr>
     </w:lvl>
   </w:abstractNum>
-  <w:abstractNum w:abstractNumId="12" w15:restartNumberingAfterBreak="0">
+  <w:abstractNum w:abstractNumId="13" w15:restartNumberingAfterBreak="0">
     <w:nsid w:val="2FC30B38"/>
     <w:multiLevelType w:val="hybridMultilevel"/>
     <w:tmpl w:val="A596DEA8"/>
@@ -2184,7 +2149,7 @@
       </w:pPr>
     </w:lvl>
   </w:abstractNum>
-  <w:abstractNum w:abstractNumId="13" w15:restartNumberingAfterBreak="0">
+  <w:abstractNum w:abstractNumId="14" w15:restartNumberingAfterBreak="0">
     <w:nsid w:val="2FDB2507"/>
     <w:multiLevelType w:val="hybridMultilevel"/>
     <w:tmpl w:val="9B860C96"/>
@@ -2273,7 +2238,7 @@
       </w:pPr>
     </w:lvl>
   </w:abstractNum>
-  <w:abstractNum w:abstractNumId="14" w15:restartNumberingAfterBreak="0">
+  <w:abstractNum w:abstractNumId="15" w15:restartNumberingAfterBreak="0">
     <w:nsid w:val="30AF764B"/>
     <w:multiLevelType w:val="hybridMultilevel"/>
     <w:tmpl w:val="AD807F72"/>
@@ -2362,7 +2327,7 @@
       </w:pPr>
     </w:lvl>
   </w:abstractNum>
-  <w:abstractNum w:abstractNumId="15" w15:restartNumberingAfterBreak="0">
+  <w:abstractNum w:abstractNumId="16" w15:restartNumberingAfterBreak="0">
     <w:nsid w:val="36B62247"/>
     <w:multiLevelType w:val="hybridMultilevel"/>
     <w:tmpl w:val="EC98475E"/>
@@ -2452,7 +2417,7 @@
       </w:pPr>
     </w:lvl>
   </w:abstractNum>
-  <w:abstractNum w:abstractNumId="16" w15:restartNumberingAfterBreak="0">
+  <w:abstractNum w:abstractNumId="17" w15:restartNumberingAfterBreak="0">
     <w:nsid w:val="41F93099"/>
     <w:multiLevelType w:val="hybridMultilevel"/>
     <w:tmpl w:val="156E8FCE"/>
@@ -2541,7 +2506,7 @@
       </w:pPr>
     </w:lvl>
   </w:abstractNum>
-  <w:abstractNum w:abstractNumId="17" w15:restartNumberingAfterBreak="0">
+  <w:abstractNum w:abstractNumId="18" w15:restartNumberingAfterBreak="0">
     <w:nsid w:val="457A14A2"/>
     <w:multiLevelType w:val="hybridMultilevel"/>
     <w:tmpl w:val="01567F6A"/>
@@ -2630,7 +2595,7 @@
       </w:pPr>
     </w:lvl>
   </w:abstractNum>
-  <w:abstractNum w:abstractNumId="18" w15:restartNumberingAfterBreak="0">
+  <w:abstractNum w:abstractNumId="19" w15:restartNumberingAfterBreak="0">
     <w:nsid w:val="49353A6D"/>
     <w:multiLevelType w:val="hybridMultilevel"/>
     <w:tmpl w:val="71122196"/>
@@ -2719,7 +2684,7 @@
       </w:pPr>
     </w:lvl>
   </w:abstractNum>
-  <w:abstractNum w:abstractNumId="19" w15:restartNumberingAfterBreak="0">
+  <w:abstractNum w:abstractNumId="20" w15:restartNumberingAfterBreak="0">
     <w:nsid w:val="49A8731D"/>
     <w:multiLevelType w:val="hybridMultilevel"/>
     <w:tmpl w:val="69CAEB3C"/>
@@ -2808,7 +2773,7 @@
       </w:pPr>
     </w:lvl>
   </w:abstractNum>
-  <w:abstractNum w:abstractNumId="20" w15:restartNumberingAfterBreak="0">
+  <w:abstractNum w:abstractNumId="21" w15:restartNumberingAfterBreak="0">
     <w:nsid w:val="4EDA5651"/>
     <w:multiLevelType w:val="hybridMultilevel"/>
     <w:tmpl w:val="39387764"/>
@@ -2894,7 +2859,7 @@
       </w:pPr>
     </w:lvl>
   </w:abstractNum>
-  <w:abstractNum w:abstractNumId="21" w15:restartNumberingAfterBreak="0">
+  <w:abstractNum w:abstractNumId="22" w15:restartNumberingAfterBreak="0">
     <w:nsid w:val="51847EB8"/>
     <w:multiLevelType w:val="hybridMultilevel"/>
     <w:tmpl w:val="D0AA8C48"/>
@@ -2983,7 +2948,7 @@
       </w:pPr>
     </w:lvl>
   </w:abstractNum>
-  <w:abstractNum w:abstractNumId="22" w15:restartNumberingAfterBreak="0">
+  <w:abstractNum w:abstractNumId="23" w15:restartNumberingAfterBreak="0">
     <w:nsid w:val="55597F26"/>
     <w:multiLevelType w:val="hybridMultilevel"/>
     <w:tmpl w:val="115EA0E6"/>
@@ -3072,7 +3037,7 @@
       </w:pPr>
     </w:lvl>
   </w:abstractNum>
-  <w:abstractNum w:abstractNumId="23" w15:restartNumberingAfterBreak="0">
+  <w:abstractNum w:abstractNumId="24" w15:restartNumberingAfterBreak="0">
     <w:nsid w:val="60543339"/>
     <w:multiLevelType w:val="hybridMultilevel"/>
     <w:tmpl w:val="9566D5BC"/>
@@ -3161,7 +3126,7 @@
       </w:pPr>
     </w:lvl>
   </w:abstractNum>
-  <w:abstractNum w:abstractNumId="24" w15:restartNumberingAfterBreak="0">
+  <w:abstractNum w:abstractNumId="25" w15:restartNumberingAfterBreak="0">
     <w:nsid w:val="61EB495A"/>
     <w:multiLevelType w:val="hybridMultilevel"/>
     <w:tmpl w:val="21507A78"/>
@@ -3250,7 +3215,7 @@
       </w:pPr>
     </w:lvl>
   </w:abstractNum>
-  <w:abstractNum w:abstractNumId="25" w15:restartNumberingAfterBreak="0">
+  <w:abstractNum w:abstractNumId="26" w15:restartNumberingAfterBreak="0">
     <w:nsid w:val="632F403E"/>
     <w:multiLevelType w:val="hybridMultilevel"/>
     <w:tmpl w:val="D6A62EF8"/>
@@ -3339,7 +3304,93 @@
       </w:pPr>
     </w:lvl>
   </w:abstractNum>
-  <w:abstractNum w:abstractNumId="26" w15:restartNumberingAfterBreak="0">
+  <w:abstractNum w:abstractNumId="27" w15:restartNumberingAfterBreak="0">
+    <w:nsid w:val="63CA77E4"/>
+    <w:multiLevelType w:val="hybridMultilevel"/>
+    <w:tmpl w:val="5676523C"/>
+    <w:lvl w:ilvl="0" w:tplc="3809000F">
+      <w:start w:val="1"/>
+      <w:numFmt w:val="decimal"/>
+      <w:lvlText w:val="%1."/>
+      <w:lvlJc w:val="left"/>
+      <w:pPr>
+        <w:ind w:left="720" w:hanging="360"/>
+      </w:pPr>
+    </w:lvl>
+    <w:lvl w:ilvl="1" w:tplc="38090019" w:tentative="1">
+      <w:start w:val="1"/>
+      <w:numFmt w:val="lowerLetter"/>
+      <w:lvlText w:val="%2."/>
+      <w:lvlJc w:val="left"/>
+      <w:pPr>
+        <w:ind w:left="1440" w:hanging="360"/>
+      </w:pPr>
+    </w:lvl>
+    <w:lvl w:ilvl="2" w:tplc="3809001B" w:tentative="1">
+      <w:start w:val="1"/>
+      <w:numFmt w:val="lowerRoman"/>
+      <w:lvlText w:val="%3."/>
+      <w:lvlJc w:val="right"/>
+      <w:pPr>
+        <w:ind w:left="2160" w:hanging="180"/>
+      </w:pPr>
+    </w:lvl>
+    <w:lvl w:ilvl="3" w:tplc="3809000F" w:tentative="1">
+      <w:start w:val="1"/>
+      <w:numFmt w:val="decimal"/>
+      <w:lvlText w:val="%4."/>
+      <w:lvlJc w:val="left"/>
+      <w:pPr>
+        <w:ind w:left="2880" w:hanging="360"/>
+      </w:pPr>
+    </w:lvl>
+    <w:lvl w:ilvl="4" w:tplc="38090019" w:tentative="1">
+      <w:start w:val="1"/>
+      <w:numFmt w:val="lowerLetter"/>
+      <w:lvlText w:val="%5."/>
+      <w:lvlJc w:val="left"/>
+      <w:pPr>
+        <w:ind w:left="3600" w:hanging="360"/>
+      </w:pPr>
+    </w:lvl>
+    <w:lvl w:ilvl="5" w:tplc="3809001B" w:tentative="1">
+      <w:start w:val="1"/>
+      <w:numFmt w:val="lowerRoman"/>
+      <w:lvlText w:val="%6."/>
+      <w:lvlJc w:val="right"/>
+      <w:pPr>
+        <w:ind w:left="4320" w:hanging="180"/>
+      </w:pPr>
+    </w:lvl>
+    <w:lvl w:ilvl="6" w:tplc="3809000F" w:tentative="1">
+      <w:start w:val="1"/>
+      <w:numFmt w:val="decimal"/>
+      <w:lvlText w:val="%7."/>
+      <w:lvlJc w:val="left"/>
+      <w:pPr>
+        <w:ind w:left="5040" w:hanging="360"/>
+      </w:pPr>
+    </w:lvl>
+    <w:lvl w:ilvl="7" w:tplc="38090019" w:tentative="1">
+      <w:start w:val="1"/>
+      <w:numFmt w:val="lowerLetter"/>
+      <w:lvlText w:val="%8."/>
+      <w:lvlJc w:val="left"/>
+      <w:pPr>
+        <w:ind w:left="5760" w:hanging="360"/>
+      </w:pPr>
+    </w:lvl>
+    <w:lvl w:ilvl="8" w:tplc="3809001B" w:tentative="1">
+      <w:start w:val="1"/>
+      <w:numFmt w:val="lowerRoman"/>
+      <w:lvlText w:val="%9."/>
+      <w:lvlJc w:val="right"/>
+      <w:pPr>
+        <w:ind w:left="6480" w:hanging="180"/>
+      </w:pPr>
+    </w:lvl>
+  </w:abstractNum>
+  <w:abstractNum w:abstractNumId="28" w15:restartNumberingAfterBreak="0">
     <w:nsid w:val="653D22DD"/>
     <w:multiLevelType w:val="hybridMultilevel"/>
     <w:tmpl w:val="83FCED52"/>
@@ -3428,7 +3479,7 @@
       </w:pPr>
     </w:lvl>
   </w:abstractNum>
-  <w:abstractNum w:abstractNumId="27" w15:restartNumberingAfterBreak="0">
+  <w:abstractNum w:abstractNumId="29" w15:restartNumberingAfterBreak="0">
     <w:nsid w:val="69617AFC"/>
     <w:multiLevelType w:val="hybridMultilevel"/>
     <w:tmpl w:val="42E26CEA"/>
@@ -3514,7 +3565,7 @@
       </w:pPr>
     </w:lvl>
   </w:abstractNum>
-  <w:abstractNum w:abstractNumId="28" w15:restartNumberingAfterBreak="0">
+  <w:abstractNum w:abstractNumId="30" w15:restartNumberingAfterBreak="0">
     <w:nsid w:val="699C5049"/>
     <w:multiLevelType w:val="hybridMultilevel"/>
     <w:tmpl w:val="701E9430"/>
@@ -3603,7 +3654,93 @@
       </w:pPr>
     </w:lvl>
   </w:abstractNum>
-  <w:abstractNum w:abstractNumId="29" w15:restartNumberingAfterBreak="0">
+  <w:abstractNum w:abstractNumId="31" w15:restartNumberingAfterBreak="0">
+    <w:nsid w:val="763D60BA"/>
+    <w:multiLevelType w:val="hybridMultilevel"/>
+    <w:tmpl w:val="5676523C"/>
+    <w:lvl w:ilvl="0" w:tplc="FFFFFFFF">
+      <w:start w:val="1"/>
+      <w:numFmt w:val="decimal"/>
+      <w:lvlText w:val="%1."/>
+      <w:lvlJc w:val="left"/>
+      <w:pPr>
+        <w:ind w:left="720" w:hanging="360"/>
+      </w:pPr>
+    </w:lvl>
+    <w:lvl w:ilvl="1" w:tplc="FFFFFFFF" w:tentative="1">
+      <w:start w:val="1"/>
+      <w:numFmt w:val="lowerLetter"/>
+      <w:lvlText w:val="%2."/>
+      <w:lvlJc w:val="left"/>
+      <w:pPr>
+        <w:ind w:left="1440" w:hanging="360"/>
+      </w:pPr>
+    </w:lvl>
+    <w:lvl w:ilvl="2" w:tplc="FFFFFFFF" w:tentative="1">
+      <w:start w:val="1"/>
+      <w:numFmt w:val="lowerRoman"/>
+      <w:lvlText w:val="%3."/>
+      <w:lvlJc w:val="right"/>
+      <w:pPr>
+        <w:ind w:left="2160" w:hanging="180"/>
+      </w:pPr>
+    </w:lvl>
+    <w:lvl w:ilvl="3" w:tplc="FFFFFFFF" w:tentative="1">
+      <w:start w:val="1"/>
+      <w:numFmt w:val="decimal"/>
+      <w:lvlText w:val="%4."/>
+      <w:lvlJc w:val="left"/>
+      <w:pPr>
+        <w:ind w:left="2880" w:hanging="360"/>
+      </w:pPr>
+    </w:lvl>
+    <w:lvl w:ilvl="4" w:tplc="FFFFFFFF" w:tentative="1">
+      <w:start w:val="1"/>
+      <w:numFmt w:val="lowerLetter"/>
+      <w:lvlText w:val="%5."/>
+      <w:lvlJc w:val="left"/>
+      <w:pPr>
+        <w:ind w:left="3600" w:hanging="360"/>
+      </w:pPr>
+    </w:lvl>
+    <w:lvl w:ilvl="5" w:tplc="FFFFFFFF" w:tentative="1">
+      <w:start w:val="1"/>
+      <w:numFmt w:val="lowerRoman"/>
+      <w:lvlText w:val="%6."/>
+      <w:lvlJc w:val="right"/>
+      <w:pPr>
+        <w:ind w:left="4320" w:hanging="180"/>
+      </w:pPr>
+    </w:lvl>
+    <w:lvl w:ilvl="6" w:tplc="FFFFFFFF" w:tentative="1">
+      <w:start w:val="1"/>
+      <w:numFmt w:val="decimal"/>
+      <w:lvlText w:val="%7."/>
+      <w:lvlJc w:val="left"/>
+      <w:pPr>
+        <w:ind w:left="5040" w:hanging="360"/>
+      </w:pPr>
+    </w:lvl>
+    <w:lvl w:ilvl="7" w:tplc="FFFFFFFF" w:tentative="1">
+      <w:start w:val="1"/>
+      <w:numFmt w:val="lowerLetter"/>
+      <w:lvlText w:val="%8."/>
+      <w:lvlJc w:val="left"/>
+      <w:pPr>
+        <w:ind w:left="5760" w:hanging="360"/>
+      </w:pPr>
+    </w:lvl>
+    <w:lvl w:ilvl="8" w:tplc="FFFFFFFF" w:tentative="1">
+      <w:start w:val="1"/>
+      <w:numFmt w:val="lowerRoman"/>
+      <w:lvlText w:val="%9."/>
+      <w:lvlJc w:val="right"/>
+      <w:pPr>
+        <w:ind w:left="6480" w:hanging="180"/>
+      </w:pPr>
+    </w:lvl>
+  </w:abstractNum>
+  <w:abstractNum w:abstractNumId="32" w15:restartNumberingAfterBreak="0">
     <w:nsid w:val="7B84414D"/>
     <w:multiLevelType w:val="hybridMultilevel"/>
     <w:tmpl w:val="078E3902"/>
@@ -3692,7 +3829,7 @@
       </w:pPr>
     </w:lvl>
   </w:abstractNum>
-  <w:abstractNum w:abstractNumId="30" w15:restartNumberingAfterBreak="0">
+  <w:abstractNum w:abstractNumId="33" w15:restartNumberingAfterBreak="0">
     <w:nsid w:val="7ED8685B"/>
     <w:multiLevelType w:val="hybridMultilevel"/>
     <w:tmpl w:val="67BC2172"/>
@@ -3781,71 +3918,157 @@
       </w:pPr>
     </w:lvl>
   </w:abstractNum>
+  <w:abstractNum w:abstractNumId="34" w15:restartNumberingAfterBreak="0">
+    <w:nsid w:val="7F3C652E"/>
+    <w:multiLevelType w:val="hybridMultilevel"/>
+    <w:tmpl w:val="FED845FA"/>
+    <w:lvl w:ilvl="0" w:tplc="FFFFFFFF">
+      <w:start w:val="1"/>
+      <w:numFmt w:val="decimal"/>
+      <w:lvlText w:val="%1."/>
+      <w:lvlJc w:val="left"/>
+      <w:pPr>
+        <w:ind w:left="720" w:hanging="360"/>
+      </w:pPr>
+    </w:lvl>
+    <w:lvl w:ilvl="1" w:tplc="FFFFFFFF" w:tentative="1">
+      <w:start w:val="1"/>
+      <w:numFmt w:val="lowerLetter"/>
+      <w:lvlText w:val="%2."/>
+      <w:lvlJc w:val="left"/>
+      <w:pPr>
+        <w:ind w:left="1440" w:hanging="360"/>
+      </w:pPr>
+    </w:lvl>
+    <w:lvl w:ilvl="2" w:tplc="FFFFFFFF" w:tentative="1">
+      <w:start w:val="1"/>
+      <w:numFmt w:val="lowerRoman"/>
+      <w:lvlText w:val="%3."/>
+      <w:lvlJc w:val="right"/>
+      <w:pPr>
+        <w:ind w:left="2160" w:hanging="180"/>
+      </w:pPr>
+    </w:lvl>
+    <w:lvl w:ilvl="3" w:tplc="FFFFFFFF" w:tentative="1">
+      <w:start w:val="1"/>
+      <w:numFmt w:val="decimal"/>
+      <w:lvlText w:val="%4."/>
+      <w:lvlJc w:val="left"/>
+      <w:pPr>
+        <w:ind w:left="2880" w:hanging="360"/>
+      </w:pPr>
+    </w:lvl>
+    <w:lvl w:ilvl="4" w:tplc="FFFFFFFF" w:tentative="1">
+      <w:start w:val="1"/>
+      <w:numFmt w:val="lowerLetter"/>
+      <w:lvlText w:val="%5."/>
+      <w:lvlJc w:val="left"/>
+      <w:pPr>
+        <w:ind w:left="3600" w:hanging="360"/>
+      </w:pPr>
+    </w:lvl>
+    <w:lvl w:ilvl="5" w:tplc="FFFFFFFF" w:tentative="1">
+      <w:start w:val="1"/>
+      <w:numFmt w:val="lowerRoman"/>
+      <w:lvlText w:val="%6."/>
+      <w:lvlJc w:val="right"/>
+      <w:pPr>
+        <w:ind w:left="4320" w:hanging="180"/>
+      </w:pPr>
+    </w:lvl>
+    <w:lvl w:ilvl="6" w:tplc="FFFFFFFF" w:tentative="1">
+      <w:start w:val="1"/>
+      <w:numFmt w:val="decimal"/>
+      <w:lvlText w:val="%7."/>
+      <w:lvlJc w:val="left"/>
+      <w:pPr>
+        <w:ind w:left="5040" w:hanging="360"/>
+      </w:pPr>
+    </w:lvl>
+    <w:lvl w:ilvl="7" w:tplc="FFFFFFFF" w:tentative="1">
+      <w:start w:val="1"/>
+      <w:numFmt w:val="lowerLetter"/>
+      <w:lvlText w:val="%8."/>
+      <w:lvlJc w:val="left"/>
+      <w:pPr>
+        <w:ind w:left="5760" w:hanging="360"/>
+      </w:pPr>
+    </w:lvl>
+    <w:lvl w:ilvl="8" w:tplc="FFFFFFFF" w:tentative="1">
+      <w:start w:val="1"/>
+      <w:numFmt w:val="lowerRoman"/>
+      <w:lvlText w:val="%9."/>
+      <w:lvlJc w:val="right"/>
+      <w:pPr>
+        <w:ind w:left="6480" w:hanging="180"/>
+      </w:pPr>
+    </w:lvl>
+  </w:abstractNum>
   <w:num w:numId="1" w16cid:durableId="1085612068">
-    <w:abstractNumId w:val="13"/>
+    <w:abstractNumId w:val="14"/>
   </w:num>
   <w:num w:numId="2" w16cid:durableId="1905143093">
-    <w:abstractNumId w:val="16"/>
+    <w:abstractNumId w:val="17"/>
   </w:num>
   <w:num w:numId="3" w16cid:durableId="80027812">
-    <w:abstractNumId w:val="27"/>
+    <w:abstractNumId w:val="29"/>
   </w:num>
   <w:num w:numId="4" w16cid:durableId="1590308575">
-    <w:abstractNumId w:val="20"/>
+    <w:abstractNumId w:val="21"/>
   </w:num>
   <w:num w:numId="5" w16cid:durableId="1997340937">
-    <w:abstractNumId w:val="14"/>
+    <w:abstractNumId w:val="15"/>
   </w:num>
   <w:num w:numId="6" w16cid:durableId="1958558414">
-    <w:abstractNumId w:val="26"/>
+    <w:abstractNumId w:val="28"/>
   </w:num>
   <w:num w:numId="7" w16cid:durableId="459345830">
-    <w:abstractNumId w:val="24"/>
+    <w:abstractNumId w:val="25"/>
   </w:num>
   <w:num w:numId="8" w16cid:durableId="1191723836">
-    <w:abstractNumId w:val="15"/>
+    <w:abstractNumId w:val="16"/>
   </w:num>
   <w:num w:numId="9" w16cid:durableId="2006592277">
     <w:abstractNumId w:val="2"/>
   </w:num>
   <w:num w:numId="10" w16cid:durableId="1375304712">
-    <w:abstractNumId w:val="8"/>
+    <w:abstractNumId w:val="9"/>
   </w:num>
   <w:num w:numId="11" w16cid:durableId="438646962">
-    <w:abstractNumId w:val="23"/>
+    <w:abstractNumId w:val="24"/>
   </w:num>
   <w:num w:numId="12" w16cid:durableId="209080173">
     <w:abstractNumId w:val="5"/>
   </w:num>
   <w:num w:numId="13" w16cid:durableId="1644312296">
-    <w:abstractNumId w:val="11"/>
+    <w:abstractNumId w:val="12"/>
   </w:num>
   <w:num w:numId="14" w16cid:durableId="956378159">
-    <w:abstractNumId w:val="29"/>
+    <w:abstractNumId w:val="32"/>
   </w:num>
   <w:num w:numId="15" w16cid:durableId="120927154">
-    <w:abstractNumId w:val="19"/>
+    <w:abstractNumId w:val="20"/>
   </w:num>
   <w:num w:numId="16" w16cid:durableId="1944334765">
     <w:abstractNumId w:val="3"/>
   </w:num>
   <w:num w:numId="17" w16cid:durableId="399793416">
+    <w:abstractNumId w:val="19"/>
+  </w:num>
+  <w:num w:numId="18" w16cid:durableId="826170263">
     <w:abstractNumId w:val="18"/>
   </w:num>
-  <w:num w:numId="18" w16cid:durableId="826170263">
-    <w:abstractNumId w:val="17"/>
-  </w:num>
   <w:num w:numId="19" w16cid:durableId="1161433815">
-    <w:abstractNumId w:val="22"/>
+    <w:abstractNumId w:val="23"/>
   </w:num>
   <w:num w:numId="20" w16cid:durableId="905608232">
-    <w:abstractNumId w:val="25"/>
+    <w:abstractNumId w:val="26"/>
   </w:num>
   <w:num w:numId="21" w16cid:durableId="821699784">
-    <w:abstractNumId w:val="30"/>
+    <w:abstractNumId w:val="33"/>
   </w:num>
   <w:num w:numId="22" w16cid:durableId="1812283089">
-    <w:abstractNumId w:val="10"/>
+    <w:abstractNumId w:val="11"/>
   </w:num>
   <w:num w:numId="23" w16cid:durableId="546260641">
     <w:abstractNumId w:val="1"/>
@@ -3863,16 +4086,28 @@
     <w:abstractNumId w:val="6"/>
   </w:num>
   <w:num w:numId="28" w16cid:durableId="66345774">
-    <w:abstractNumId w:val="28"/>
+    <w:abstractNumId w:val="30"/>
   </w:num>
   <w:num w:numId="29" w16cid:durableId="996497700">
-    <w:abstractNumId w:val="9"/>
+    <w:abstractNumId w:val="10"/>
   </w:num>
   <w:num w:numId="30" w16cid:durableId="1660766542">
-    <w:abstractNumId w:val="21"/>
+    <w:abstractNumId w:val="22"/>
   </w:num>
   <w:num w:numId="31" w16cid:durableId="1670524605">
-    <w:abstractNumId w:val="12"/>
+    <w:abstractNumId w:val="13"/>
+  </w:num>
+  <w:num w:numId="32" w16cid:durableId="2070417491">
+    <w:abstractNumId w:val="27"/>
+  </w:num>
+  <w:num w:numId="33" w16cid:durableId="640621316">
+    <w:abstractNumId w:val="8"/>
+  </w:num>
+  <w:num w:numId="34" w16cid:durableId="98985477">
+    <w:abstractNumId w:val="31"/>
+  </w:num>
+  <w:num w:numId="35" w16cid:durableId="1737971561">
+    <w:abstractNumId w:val="34"/>
   </w:num>
 </w:numbering>
 </file>
